--- a/data/ai_texts/AI_text_163.docx
+++ b/data/ai_texts/AI_text_163.docx
@@ -24,12 +24,12 @@
     </w:p>
     <w:p>
       <w:r>
-        <w:t>Engaging with Deaf Culture and the Deaf community has revealed transformative learning experiences, challenging preconceived notions about normalcy. The videos illuminated how Deaf Culture encompasses a rich tapestry of traditions and social norms that are distinct yet parallel to mainstream culture. One key insight was the realization that Deaf identity is not defined by the absence of hearing, but by a shared language and cultural heritage, as highlighted by the educational content on ASL courses (Ref-u416998). This understanding corrects the misconception that deafness equates to a deficiency, instead presenting it as a unique cultural expression. Moreover, these experiences underscore the need to foster environments where Deaf individuals are valued for their contributions to cultural diversity, emphasizing respect and inclusion over accommodation.</w:t>
+        <w:t>Engaging with Deaf Culture and the Deaf community has revealed transformative learning experiences, challenging preconceived notions about normalcy. The videos illuminated how Deaf Culture encompasses a rich tapestry of traditions and social norms that are distinct yet parallel to mainstream culture. One key insight was the realization that Deaf identity is not defined by the absence of hearing, but by a shared language and cultural heritage, as highlighted by the educational content on ASL courses (Ref-u596257). This understanding corrects the misconception that deafness equates to a deficiency, instead presenting it as a unique cultural expression. Moreover, these experiences underscore the need to foster environments where Deaf individuals are valued for their contributions to cultural diversity, emphasizing respect and inclusion over accommodation.</w:t>
       </w:r>
     </w:p>
     <w:p>
       <w:r>
-        <w:t>American Sign Language (ASL) serves dual roles within the Deaf community, functioning both as a primary language for daily communication and as an instructional medium. This duality underscores its cultural significance, as illustrated by educational videos that portray ASL's role in classroom settings, where it is used to teach not just language but also Deaf culture and history (Ref-u269252). As a first language, ASL is integral to identity formation and community cohesion, providing Deaf individuals with a shared means of expression that transcends mere words. The videos highlighted how ASL fosters a sense of belonging and pride, allowing Deaf individuals to navigate both Deaf and hearing worlds with confidence. This cultural significance of ASL is pivotal in reframing societal perceptions of Deafness, emphasizing the linguistic and cultural richness of the Deaf community rather than a focus on auditory limitations.</w:t>
+        <w:t>American Sign Language (ASL) serves dual roles within the Deaf community, functioning both as a primary language for daily communication and as an instructional medium. This duality underscores its cultural significance, as illustrated by educational videos that portray ASL's role in classroom settings, where it is used to teach not just language but also Deaf culture and history (Ref-f575439). As a first language, ASL is integral to identity formation and community cohesion, providing Deaf individuals with a shared means of expression that transcends mere words. The videos highlighted how ASL fosters a sense of belonging and pride, allowing Deaf individuals to navigate both Deaf and hearing worlds with confidence. This cultural significance of ASL is pivotal in reframing societal perceptions of Deafness, emphasizing the linguistic and cultural richness of the Deaf community rather than a focus on auditory limitations.</w:t>
       </w:r>
     </w:p>
     <w:p>
@@ -39,7 +39,7 @@
     </w:p>
     <w:p>
       <w:r>
-        <w:t>The article "Existence of Students with Special Needs in Social Normality" (Ref-f324829) provides a critical examination of how deafness is perceived within societal frameworks, challenging the conventional views of normalcy. This perspective contrasts sharply with traditional beliefs that often define deafness in terms of auditory deficiency rather than as a distinct cultural identity. Personal experiences of learning ASL have highlighted the rich cultural and linguistic dimensions of Deaf identity, which stand in stark opposition to prevalent societal perceptions that focus on limitations rather than strengths. The societal inclination to view deafness through a lens of deficiency often overlooks the linguistic and cultural richness that ASL embodies, as emphasized by the videos on Deaf Culture. By recognizing these contrasting views, it becomes evident that societal perceptions must shift towards appreciating the unique cultural attributes of the Deaf community, fostering an environment of inclusivity and respect.</w:t>
+        <w:t>The article "Existence of Students with Special Needs in Social Normality" (Ref-u117256) provides a critical examination of how deafness is perceived within societal frameworks, challenging the conventional views of normalcy. This perspective contrasts sharply with traditional beliefs that often define deafness in terms of auditory deficiency rather than as a distinct cultural identity. Personal experiences of learning ASL have highlighted the rich cultural and linguistic dimensions of Deaf identity, which stand in stark opposition to prevalent societal perceptions that focus on limitations rather than strengths. The societal inclination to view deafness through a lens of deficiency often overlooks the linguistic and cultural richness that ASL embodies, as emphasized by the videos on Deaf Culture. By recognizing these contrasting views, it becomes evident that societal perceptions must shift towards appreciating the unique cultural attributes of the Deaf community, fostering an environment of inclusivity and respect.</w:t>
       </w:r>
     </w:p>
     <w:p>
@@ -49,12 +49,12 @@
     </w:p>
     <w:p>
       <w:r>
-        <w:t>Engaging with the Deaf community through the lens of American Sign Language (ASL) has profoundly shaped my understanding of language as a bridge rather than a barrier. The process of learning ASL has not only been an academic pursuit but a transformative experience that has expanded my empathy and cultural awareness. Conversations with Deaf individuals have illuminated the vibrancy and richness of Deaf Culture, challenging my initial perceptions and inviting me to reassess my understanding of communication and identity. Through this journey, I have gained new insights into the importance of cultural sensitivity and the role of language in fostering inclusivity, as emphasized in "Deaf identities: A maturing framework" (Ref-u775510). These experiences have informed my personal growth, highlighting the value of embracing diverse perspectives and the potential for ASL to foster a more inclusive society.</w:t>
+        <w:t>Engaging with the Deaf community through the lens of American Sign Language (ASL) has profoundly shaped my understanding of language as a bridge rather than a barrier. The process of learning ASL has not only been an academic pursuit but a transformative experience that has expanded my empathy and cultural awareness. Conversations with Deaf individuals have illuminated the vibrancy and richness of Deaf Culture, challenging my initial perceptions and inviting me to reassess my understanding of communication and identity. Through this journey, I have gained new insights into the importance of cultural sensitivity and the role of language in fostering inclusivity, as emphasized in "Deaf identities: A maturing framework" (Ref-u596544). These experiences have informed my personal growth, highlighting the value of embracing diverse perspectives and the potential for ASL to foster a more inclusive society.</w:t>
       </w:r>
     </w:p>
     <w:p>
       <w:r>
-        <w:t>Engaging with the Deaf community and learning American Sign Language (ASL) have prompted the adoption of specific behaviors that reflect a more inclusive and respectful understanding of Deaf Culture. One such behavior involves actively listening and valuing the contributions of Deaf individuals by prioritizing their perspectives in discussions and decision-making processes, which aligns with the insights gained from ASL courses (Ref-s609629). Additionally, incorporating ASL into daily interactions where possible fosters an environment of inclusivity and demonstrates a commitment to bridging communication gaps. Understanding the importance of visual cues and body language, as emphasized in the videos, has led to a more mindful approach in interactions, enhancing communication effectiveness. Lastly, advocating for the recognition of Deaf identity within educational and societal contexts remains essential, challenging prevalent misconceptions and promoting a broader appreciation of linguistic diversity as highlighted in "Deaf identities: A maturing framework" (Ref-s609629).</w:t>
+        <w:t>Engaging with the Deaf community and learning American Sign Language (ASL) have prompted the adoption of specific behaviors that reflect a more inclusive and respectful understanding of Deaf Culture. One such behavior involves actively listening and valuing the contributions of Deaf individuals by prioritizing their perspectives in discussions and decision-making processes, which aligns with the insights gained from ASL courses (Ref-f633120). Additionally, incorporating ASL into daily interactions where possible fosters an environment of inclusivity and demonstrates a commitment to bridging communication gaps. Understanding the importance of visual cues and body language, as emphasized in the videos, has led to a more mindful approach in interactions, enhancing communication effectiveness. Lastly, advocating for the recognition of Deaf identity within educational and societal contexts remains essential, challenging prevalent misconceptions and promoting a broader appreciation of linguistic diversity as highlighted in "Deaf identities: A maturing framework" (Ref-f633120).</w:t>
       </w:r>
     </w:p>
     <w:p>
